--- a/FRAUD DETECTION SYSTEM.docx
+++ b/FRAUD DETECTION SYSTEM.docx
@@ -5,7 +5,13 @@
     <w:sdt>
       <w:sdtPr>
         <w:rPr>
+          <w:rFonts w:eastAsiaTheme="minorHAnsi"/>
           <w:color w:val="4472C4" w:themeColor="accent1"/>
+          <w:kern w:val="2"/>
+          <w:sz w:val="24"/>
+          <w:szCs w:val="24"/>
+          <w:lang w:val="en-IN"/>
+          <w14:ligatures w14:val="standardContextual"/>
         </w:rPr>
         <w:id w:val="-1365209721"/>
         <w:docPartObj>
@@ -15,13 +21,9 @@
       </w:sdtPr>
       <w:sdtEndPr>
         <w:rPr>
-          <w:rFonts w:eastAsiaTheme="minorHAnsi"/>
           <w:color w:val="auto"/>
-          <w:kern w:val="2"/>
-          <w:sz w:val="28"/>
-          <w:szCs w:val="28"/>
-          <w:lang w:val="en-IN"/>
-          <w14:ligatures w14:val="standardContextual"/>
+          <w:sz w:val="28"/>
+          <w:szCs w:val="28"/>
         </w:rPr>
       </w:sdtEndPr>
       <w:sdtContent>
@@ -128,6 +130,15 @@
                   <w:szCs w:val="80"/>
                 </w:rPr>
               </w:pPr>
+              <w:r>
+                <w:rPr>
+                  <w:b/>
+                  <w:bCs/>
+                  <w:sz w:val="72"/>
+                  <w:szCs w:val="72"/>
+                </w:rPr>
+                <w:t xml:space="preserve">HEALTH CARE </w:t>
+              </w:r>
               <w:r>
                 <w:rPr>
                   <w:b/>
@@ -766,7 +777,7 @@
           <w:szCs w:val="28"/>
         </w:rPr>
         <w:pict w14:anchorId="7125E06B">
-          <v:rect id="_x0000_i1130" style="width:0;height:1.5pt" o:hralign="center" o:hrstd="t" o:hr="t" fillcolor="#a0a0a0" stroked="f"/>
+          <v:rect id="_x0000_i1025" style="width:0;height:1.5pt" o:hralign="center" o:hrstd="t" o:hr="t" fillcolor="#a0a0a0" stroked="f"/>
         </w:pict>
       </w:r>
     </w:p>
@@ -911,7 +922,7 @@
           <w:szCs w:val="28"/>
         </w:rPr>
         <w:pict w14:anchorId="58452A71">
-          <v:rect id="_x0000_i1091" style="width:0;height:1.5pt" o:hralign="center" o:hrstd="t" o:hr="t" fillcolor="#a0a0a0" stroked="f"/>
+          <v:rect id="_x0000_i1026" style="width:0;height:1.5pt" o:hralign="center" o:hrstd="t" o:hr="t" fillcolor="#a0a0a0" stroked="f"/>
         </w:pict>
       </w:r>
     </w:p>
@@ -1061,7 +1072,7 @@
           <w:szCs w:val="28"/>
         </w:rPr>
         <w:pict w14:anchorId="707A2676">
-          <v:rect id="_x0000_i1092" style="width:0;height:1.5pt" o:hralign="center" o:hrstd="t" o:hr="t" fillcolor="#a0a0a0" stroked="f"/>
+          <v:rect id="_x0000_i1027" style="width:0;height:1.5pt" o:hralign="center" o:hrstd="t" o:hr="t" fillcolor="#a0a0a0" stroked="f"/>
         </w:pict>
       </w:r>
     </w:p>
@@ -1284,7 +1295,7 @@
           <w:szCs w:val="28"/>
         </w:rPr>
         <w:pict w14:anchorId="19226EE9">
-          <v:rect id="_x0000_i1093" style="width:0;height:1.5pt" o:hralign="center" o:hrstd="t" o:hr="t" fillcolor="#a0a0a0" stroked="f"/>
+          <v:rect id="_x0000_i1028" style="width:0;height:1.5pt" o:hralign="center" o:hrstd="t" o:hr="t" fillcolor="#a0a0a0" stroked="f"/>
         </w:pict>
       </w:r>
     </w:p>
@@ -1415,7 +1426,7 @@
           <w:szCs w:val="28"/>
         </w:rPr>
         <w:pict w14:anchorId="5905A5CD">
-          <v:rect id="_x0000_i1094" style="width:0;height:1.5pt" o:hralign="center" o:hrstd="t" o:hr="t" fillcolor="#a0a0a0" stroked="f"/>
+          <v:rect id="_x0000_i1029" style="width:0;height:1.5pt" o:hralign="center" o:hrstd="t" o:hr="t" fillcolor="#a0a0a0" stroked="f"/>
         </w:pict>
       </w:r>
     </w:p>
@@ -1552,7 +1563,7 @@
           <w:szCs w:val="28"/>
         </w:rPr>
         <w:pict w14:anchorId="48B69C6A">
-          <v:rect id="_x0000_i1095" style="width:0;height:1.5pt" o:hralign="center" o:hrstd="t" o:hr="t" fillcolor="#a0a0a0" stroked="f"/>
+          <v:rect id="_x0000_i1030" style="width:0;height:1.5pt" o:hralign="center" o:hrstd="t" o:hr="t" fillcolor="#a0a0a0" stroked="f"/>
         </w:pict>
       </w:r>
     </w:p>
@@ -1780,7 +1791,7 @@
           <w:szCs w:val="28"/>
         </w:rPr>
         <w:pict w14:anchorId="209B5A6A">
-          <v:rect id="_x0000_i1096" style="width:0;height:1.5pt" o:hralign="center" o:hrstd="t" o:hr="t" fillcolor="#a0a0a0" stroked="f"/>
+          <v:rect id="_x0000_i1031" style="width:0;height:1.5pt" o:hralign="center" o:hrstd="t" o:hr="t" fillcolor="#a0a0a0" stroked="f"/>
         </w:pict>
       </w:r>
     </w:p>
@@ -1873,7 +1884,7 @@
           <w:szCs w:val="28"/>
         </w:rPr>
         <w:pict w14:anchorId="02E84810">
-          <v:rect id="_x0000_i1097" style="width:0;height:1.5pt" o:hralign="center" o:hrstd="t" o:hr="t" fillcolor="#a0a0a0" stroked="f"/>
+          <v:rect id="_x0000_i1032" style="width:0;height:1.5pt" o:hralign="center" o:hrstd="t" o:hr="t" fillcolor="#a0a0a0" stroked="f"/>
         </w:pict>
       </w:r>
     </w:p>
@@ -1966,7 +1977,7 @@
           <w:szCs w:val="28"/>
         </w:rPr>
         <w:pict w14:anchorId="24214017">
-          <v:rect id="_x0000_i1098" style="width:0;height:1.5pt" o:hralign="center" o:hrstd="t" o:hr="t" fillcolor="#a0a0a0" stroked="f"/>
+          <v:rect id="_x0000_i1033" style="width:0;height:1.5pt" o:hralign="center" o:hrstd="t" o:hr="t" fillcolor="#a0a0a0" stroked="f"/>
         </w:pict>
       </w:r>
     </w:p>
@@ -2170,7 +2181,7 @@
           <w:szCs w:val="28"/>
         </w:rPr>
         <w:pict w14:anchorId="2AA487A1">
-          <v:rect id="_x0000_i1099" style="width:0;height:1.5pt" o:hralign="center" o:hrstd="t" o:hr="t" fillcolor="#a0a0a0" stroked="f"/>
+          <v:rect id="_x0000_i1034" style="width:0;height:1.5pt" o:hralign="center" o:hrstd="t" o:hr="t" fillcolor="#a0a0a0" stroked="f"/>
         </w:pict>
       </w:r>
     </w:p>
@@ -2282,7 +2293,7 @@
           <w:szCs w:val="28"/>
         </w:rPr>
         <w:pict w14:anchorId="04F3EABB">
-          <v:rect id="_x0000_i1100" style="width:0;height:1.5pt" o:hralign="center" o:hrstd="t" o:hr="t" fillcolor="#a0a0a0" stroked="f"/>
+          <v:rect id="_x0000_i1035" style="width:0;height:1.5pt" o:hralign="center" o:hrstd="t" o:hr="t" fillcolor="#a0a0a0" stroked="f"/>
         </w:pict>
       </w:r>
     </w:p>
@@ -4793,6 +4804,7 @@
   <w:style w:type="character" w:default="1" w:styleId="DefaultParagraphFont">
     <w:name w:val="Default Paragraph Font"/>
     <w:uiPriority w:val="1"/>
+    <w:semiHidden/>
     <w:unhideWhenUsed/>
   </w:style>
   <w:style w:type="table" w:default="1" w:styleId="TableNormal">
@@ -5328,6 +5340,8 @@
   <w:rsids>
     <w:rsidRoot w:val="00F37195"/>
     <w:rsid w:val="0019429A"/>
+    <w:rsid w:val="004E0327"/>
+    <w:rsid w:val="007272FC"/>
     <w:rsid w:val="00882F4A"/>
     <w:rsid w:val="00F37195"/>
   </w:rsids>
